--- a/MATERIAIS PUBLICADOS/RH E SERVIDOR/Anexo IV - PONTO MANUAL.docx
+++ b/MATERIAIS PUBLICADOS/RH E SERVIDOR/Anexo IV - PONTO MANUAL.docx
@@ -1,6 +1,6 @@
 
 <file path=word/document.xml><?xml version="1.0" encoding="utf-8"?>
-<w:document xmlns:wpc="http://schemas.microsoft.com/office/word/2010/wordprocessingCanvas" xmlns:cx="http://schemas.microsoft.com/office/drawing/2014/chartex" xmlns:cx1="http://schemas.microsoft.com/office/drawing/2015/9/8/chartex" xmlns:cx2="http://schemas.microsoft.com/office/drawing/2015/10/21/chartex" xmlns:cx3="http://schemas.microsoft.com/office/drawing/2016/5/9/chartex" xmlns:cx4="http://schemas.microsoft.com/office/drawing/2016/5/10/chartex" xmlns:cx5="http://schemas.microsoft.com/office/drawing/2016/5/11/chartex" xmlns:cx6="http://schemas.microsoft.com/office/drawing/2016/5/12/chartex" xmlns:cx7="http://schemas.microsoft.com/office/drawing/2016/5/13/chartex" xmlns:cx8="http://schemas.microsoft.com/office/drawing/2016/5/14/chartex" xmlns:mc="http://schemas.openxmlformats.org/markup-compatibility/2006" xmlns:aink="http://schemas.microsoft.com/office/drawing/2016/ink" xmlns:am3d="http://schemas.microsoft.com/office/drawing/2017/model3d" xmlns:o="urn:schemas-microsoft-com:office:office" xmlns:r="http://schemas.openxmlformats.org/officeDocument/2006/relationships" xmlns:m="http://schemas.openxmlformats.org/officeDocument/2006/math" xmlns:v="urn:schemas-microsoft-com:vml" xmlns:wp14="http://schemas.microsoft.com/office/word/2010/wordprocessingDrawing" xmlns:wp="http://schemas.openxmlformats.org/drawingml/2006/wordprocessingDrawing" xmlns:w10="urn:schemas-microsoft-com:office:word" xmlns:w="http://schemas.openxmlformats.org/wordprocessingml/2006/main" xmlns:w14="http://schemas.microsoft.com/office/word/2010/wordml" xmlns:w15="http://schemas.microsoft.com/office/word/2012/wordml" xmlns:w16cex="http://schemas.microsoft.com/office/word/2018/wordml/cex" xmlns:w16cid="http://schemas.microsoft.com/office/word/2016/wordml/cid" xmlns:w16="http://schemas.microsoft.com/office/word/2018/wordml" xmlns:w16sdtdh="http://schemas.microsoft.com/office/word/2020/wordml/sdtdatahash" xmlns:w16se="http://schemas.microsoft.com/office/word/2015/wordml/symex" xmlns:wpg="http://schemas.microsoft.com/office/word/2010/wordprocessingGroup" xmlns:wpi="http://schemas.microsoft.com/office/word/2010/wordprocessingInk" xmlns:wne="http://schemas.microsoft.com/office/word/2006/wordml" xmlns:wps="http://schemas.microsoft.com/office/word/2010/wordprocessingShape" mc:Ignorable="w14 w15 w16se w16cid w16 w16cex w16sdtdh wp14">
+<w:document xmlns:wpc="http://schemas.microsoft.com/office/word/2010/wordprocessingCanvas" xmlns:cx="http://schemas.microsoft.com/office/drawing/2014/chartex" xmlns:cx1="http://schemas.microsoft.com/office/drawing/2015/9/8/chartex" xmlns:cx2="http://schemas.microsoft.com/office/drawing/2015/10/21/chartex" xmlns:cx3="http://schemas.microsoft.com/office/drawing/2016/5/9/chartex" xmlns:cx4="http://schemas.microsoft.com/office/drawing/2016/5/10/chartex" xmlns:cx5="http://schemas.microsoft.com/office/drawing/2016/5/11/chartex" xmlns:cx6="http://schemas.microsoft.com/office/drawing/2016/5/12/chartex" xmlns:cx7="http://schemas.microsoft.com/office/drawing/2016/5/13/chartex" xmlns:cx8="http://schemas.microsoft.com/office/drawing/2016/5/14/chartex" xmlns:mc="http://schemas.openxmlformats.org/markup-compatibility/2006" xmlns:aink="http://schemas.microsoft.com/office/drawing/2016/ink" xmlns:am3d="http://schemas.microsoft.com/office/drawing/2017/model3d" xmlns:o="urn:schemas-microsoft-com:office:office" xmlns:oel="http://schemas.microsoft.com/office/2019/extlst" xmlns:r="http://schemas.openxmlformats.org/officeDocument/2006/relationships" xmlns:m="http://schemas.openxmlformats.org/officeDocument/2006/math" xmlns:v="urn:schemas-microsoft-com:vml" xmlns:wp14="http://schemas.microsoft.com/office/word/2010/wordprocessingDrawing" xmlns:wp="http://schemas.openxmlformats.org/drawingml/2006/wordprocessingDrawing" xmlns:w10="urn:schemas-microsoft-com:office:word" xmlns:w="http://schemas.openxmlformats.org/wordprocessingml/2006/main" xmlns:w14="http://schemas.microsoft.com/office/word/2010/wordml" xmlns:w15="http://schemas.microsoft.com/office/word/2012/wordml" xmlns:w16cex="http://schemas.microsoft.com/office/word/2018/wordml/cex" xmlns:w16cid="http://schemas.microsoft.com/office/word/2016/wordml/cid" xmlns:w16="http://schemas.microsoft.com/office/word/2018/wordml" xmlns:w16du="http://schemas.microsoft.com/office/word/2023/wordml/word16du" xmlns:w16sdtdh="http://schemas.microsoft.com/office/word/2020/wordml/sdtdatahash" xmlns:w16sdtfl="http://schemas.microsoft.com/office/word/2024/wordml/sdtformatlock" xmlns:w16se="http://schemas.microsoft.com/office/word/2015/wordml/symex" xmlns:wpg="http://schemas.microsoft.com/office/word/2010/wordprocessingGroup" xmlns:wpi="http://schemas.microsoft.com/office/word/2010/wordprocessingInk" xmlns:wne="http://schemas.microsoft.com/office/word/2006/wordml" xmlns:wps="http://schemas.microsoft.com/office/word/2010/wordprocessingShape" mc:Ignorable="w14 w15 w16se w16cid w16 w16cex w16sdtdh w16sdtfl w16du wp14">
   <w:body>
     <w:tbl>
       <w:tblPr>
@@ -273,7 +273,6 @@
               <w:bottom w:val="single" w:sz="4" w:space="0" w:color="auto"/>
               <w:right w:val="single" w:sz="4" w:space="0" w:color="auto"/>
             </w:tcBorders>
-            <w:shd w:val="clear" w:color="auto" w:fill="auto"/>
             <w:vAlign w:val="center"/>
           </w:tcPr>
           <w:p>
@@ -420,7 +419,6 @@
               <w:bottom w:val="single" w:sz="4" w:space="0" w:color="auto"/>
               <w:right w:val="single" w:sz="4" w:space="0" w:color="auto"/>
             </w:tcBorders>
-            <w:shd w:val="clear" w:color="auto" w:fill="auto"/>
             <w:vAlign w:val="center"/>
           </w:tcPr>
           <w:p>
@@ -560,7 +558,6 @@
               <w:bottom w:val="single" w:sz="4" w:space="0" w:color="auto"/>
               <w:right w:val="single" w:sz="4" w:space="0" w:color="auto"/>
             </w:tcBorders>
-            <w:shd w:val="clear" w:color="auto" w:fill="auto"/>
             <w:vAlign w:val="center"/>
           </w:tcPr>
           <w:p>
@@ -700,7 +697,6 @@
               <w:bottom w:val="single" w:sz="4" w:space="0" w:color="auto"/>
               <w:right w:val="single" w:sz="4" w:space="0" w:color="auto"/>
             </w:tcBorders>
-            <w:shd w:val="clear" w:color="auto" w:fill="auto"/>
             <w:vAlign w:val="center"/>
           </w:tcPr>
           <w:p>
@@ -840,7 +836,6 @@
               <w:bottom w:val="single" w:sz="4" w:space="0" w:color="auto"/>
               <w:right w:val="single" w:sz="4" w:space="0" w:color="auto"/>
             </w:tcBorders>
-            <w:shd w:val="clear" w:color="auto" w:fill="auto"/>
             <w:vAlign w:val="center"/>
           </w:tcPr>
           <w:p>
@@ -980,7 +975,6 @@
               <w:bottom w:val="single" w:sz="4" w:space="0" w:color="auto"/>
               <w:right w:val="single" w:sz="4" w:space="0" w:color="auto"/>
             </w:tcBorders>
-            <w:shd w:val="clear" w:color="auto" w:fill="auto"/>
             <w:vAlign w:val="center"/>
           </w:tcPr>
           <w:p>
@@ -1120,7 +1114,6 @@
               <w:bottom w:val="single" w:sz="4" w:space="0" w:color="auto"/>
               <w:right w:val="single" w:sz="4" w:space="0" w:color="auto"/>
             </w:tcBorders>
-            <w:shd w:val="clear" w:color="auto" w:fill="auto"/>
             <w:vAlign w:val="center"/>
           </w:tcPr>
           <w:p>
@@ -1260,7 +1253,6 @@
               <w:bottom w:val="single" w:sz="4" w:space="0" w:color="auto"/>
               <w:right w:val="single" w:sz="4" w:space="0" w:color="auto"/>
             </w:tcBorders>
-            <w:shd w:val="clear" w:color="auto" w:fill="auto"/>
             <w:vAlign w:val="center"/>
           </w:tcPr>
           <w:p>
@@ -1400,7 +1392,6 @@
               <w:bottom w:val="single" w:sz="4" w:space="0" w:color="auto"/>
               <w:right w:val="single" w:sz="4" w:space="0" w:color="auto"/>
             </w:tcBorders>
-            <w:shd w:val="clear" w:color="auto" w:fill="auto"/>
             <w:vAlign w:val="center"/>
           </w:tcPr>
           <w:p>
@@ -1540,7 +1531,6 @@
               <w:bottom w:val="single" w:sz="4" w:space="0" w:color="auto"/>
               <w:right w:val="single" w:sz="4" w:space="0" w:color="auto"/>
             </w:tcBorders>
-            <w:shd w:val="clear" w:color="auto" w:fill="auto"/>
             <w:vAlign w:val="center"/>
           </w:tcPr>
           <w:p>
@@ -1680,7 +1670,6 @@
               <w:bottom w:val="single" w:sz="4" w:space="0" w:color="auto"/>
               <w:right w:val="single" w:sz="4" w:space="0" w:color="auto"/>
             </w:tcBorders>
-            <w:shd w:val="clear" w:color="auto" w:fill="auto"/>
             <w:vAlign w:val="center"/>
           </w:tcPr>
           <w:p>
@@ -1820,7 +1809,6 @@
               <w:bottom w:val="single" w:sz="4" w:space="0" w:color="auto"/>
               <w:right w:val="single" w:sz="4" w:space="0" w:color="auto"/>
             </w:tcBorders>
-            <w:shd w:val="clear" w:color="auto" w:fill="auto"/>
             <w:vAlign w:val="center"/>
           </w:tcPr>
           <w:p>
@@ -1960,7 +1948,6 @@
               <w:bottom w:val="single" w:sz="4" w:space="0" w:color="auto"/>
               <w:right w:val="single" w:sz="4" w:space="0" w:color="auto"/>
             </w:tcBorders>
-            <w:shd w:val="clear" w:color="auto" w:fill="auto"/>
             <w:vAlign w:val="center"/>
           </w:tcPr>
           <w:p>
@@ -2100,7 +2087,6 @@
               <w:bottom w:val="single" w:sz="4" w:space="0" w:color="auto"/>
               <w:right w:val="single" w:sz="4" w:space="0" w:color="auto"/>
             </w:tcBorders>
-            <w:shd w:val="clear" w:color="auto" w:fill="auto"/>
             <w:vAlign w:val="center"/>
           </w:tcPr>
           <w:p>
@@ -2240,7 +2226,6 @@
               <w:bottom w:val="single" w:sz="4" w:space="0" w:color="auto"/>
               <w:right w:val="single" w:sz="4" w:space="0" w:color="auto"/>
             </w:tcBorders>
-            <w:shd w:val="clear" w:color="auto" w:fill="auto"/>
             <w:vAlign w:val="center"/>
           </w:tcPr>
           <w:p>
@@ -2380,7 +2365,6 @@
               <w:bottom w:val="single" w:sz="4" w:space="0" w:color="auto"/>
               <w:right w:val="single" w:sz="4" w:space="0" w:color="auto"/>
             </w:tcBorders>
-            <w:shd w:val="clear" w:color="auto" w:fill="auto"/>
             <w:vAlign w:val="center"/>
           </w:tcPr>
           <w:p>
@@ -2520,7 +2504,6 @@
               <w:bottom w:val="single" w:sz="4" w:space="0" w:color="auto"/>
               <w:right w:val="single" w:sz="4" w:space="0" w:color="auto"/>
             </w:tcBorders>
-            <w:shd w:val="clear" w:color="auto" w:fill="auto"/>
             <w:vAlign w:val="center"/>
           </w:tcPr>
           <w:p>
@@ -2660,7 +2643,6 @@
               <w:bottom w:val="single" w:sz="4" w:space="0" w:color="auto"/>
               <w:right w:val="single" w:sz="4" w:space="0" w:color="auto"/>
             </w:tcBorders>
-            <w:shd w:val="clear" w:color="auto" w:fill="auto"/>
             <w:vAlign w:val="center"/>
           </w:tcPr>
           <w:p>
@@ -2800,7 +2782,6 @@
               <w:bottom w:val="single" w:sz="4" w:space="0" w:color="auto"/>
               <w:right w:val="single" w:sz="4" w:space="0" w:color="auto"/>
             </w:tcBorders>
-            <w:shd w:val="clear" w:color="auto" w:fill="auto"/>
             <w:vAlign w:val="center"/>
           </w:tcPr>
           <w:p>
@@ -2940,7 +2921,6 @@
               <w:bottom w:val="single" w:sz="4" w:space="0" w:color="auto"/>
               <w:right w:val="single" w:sz="4" w:space="0" w:color="auto"/>
             </w:tcBorders>
-            <w:shd w:val="clear" w:color="auto" w:fill="auto"/>
             <w:vAlign w:val="center"/>
           </w:tcPr>
           <w:p>
@@ -3080,7 +3060,6 @@
               <w:bottom w:val="single" w:sz="4" w:space="0" w:color="auto"/>
               <w:right w:val="single" w:sz="4" w:space="0" w:color="auto"/>
             </w:tcBorders>
-            <w:shd w:val="clear" w:color="auto" w:fill="auto"/>
             <w:vAlign w:val="center"/>
           </w:tcPr>
           <w:p>
@@ -3220,7 +3199,6 @@
               <w:bottom w:val="single" w:sz="4" w:space="0" w:color="auto"/>
               <w:right w:val="single" w:sz="4" w:space="0" w:color="auto"/>
             </w:tcBorders>
-            <w:shd w:val="clear" w:color="auto" w:fill="auto"/>
             <w:vAlign w:val="center"/>
           </w:tcPr>
           <w:p>
@@ -3360,7 +3338,6 @@
               <w:bottom w:val="single" w:sz="4" w:space="0" w:color="auto"/>
               <w:right w:val="single" w:sz="4" w:space="0" w:color="auto"/>
             </w:tcBorders>
-            <w:shd w:val="clear" w:color="auto" w:fill="auto"/>
             <w:vAlign w:val="center"/>
           </w:tcPr>
           <w:p>
@@ -3500,7 +3477,6 @@
               <w:bottom w:val="single" w:sz="4" w:space="0" w:color="auto"/>
               <w:right w:val="single" w:sz="4" w:space="0" w:color="auto"/>
             </w:tcBorders>
-            <w:shd w:val="clear" w:color="auto" w:fill="auto"/>
             <w:vAlign w:val="center"/>
           </w:tcPr>
           <w:p>
@@ -3640,7 +3616,6 @@
               <w:bottom w:val="single" w:sz="4" w:space="0" w:color="auto"/>
               <w:right w:val="single" w:sz="4" w:space="0" w:color="auto"/>
             </w:tcBorders>
-            <w:shd w:val="clear" w:color="auto" w:fill="auto"/>
             <w:vAlign w:val="center"/>
           </w:tcPr>
           <w:p>
@@ -3780,7 +3755,6 @@
               <w:bottom w:val="single" w:sz="4" w:space="0" w:color="auto"/>
               <w:right w:val="single" w:sz="4" w:space="0" w:color="auto"/>
             </w:tcBorders>
-            <w:shd w:val="clear" w:color="auto" w:fill="auto"/>
             <w:vAlign w:val="center"/>
           </w:tcPr>
           <w:p>
@@ -3920,7 +3894,6 @@
               <w:bottom w:val="single" w:sz="4" w:space="0" w:color="auto"/>
               <w:right w:val="single" w:sz="4" w:space="0" w:color="auto"/>
             </w:tcBorders>
-            <w:shd w:val="clear" w:color="auto" w:fill="auto"/>
             <w:vAlign w:val="center"/>
           </w:tcPr>
           <w:p>
@@ -4060,7 +4033,6 @@
               <w:bottom w:val="single" w:sz="4" w:space="0" w:color="auto"/>
               <w:right w:val="single" w:sz="4" w:space="0" w:color="auto"/>
             </w:tcBorders>
-            <w:shd w:val="clear" w:color="auto" w:fill="auto"/>
             <w:vAlign w:val="center"/>
           </w:tcPr>
           <w:p>
@@ -4200,7 +4172,6 @@
               <w:bottom w:val="single" w:sz="4" w:space="0" w:color="auto"/>
               <w:right w:val="single" w:sz="4" w:space="0" w:color="auto"/>
             </w:tcBorders>
-            <w:shd w:val="clear" w:color="auto" w:fill="auto"/>
             <w:vAlign w:val="center"/>
           </w:tcPr>
           <w:p>
@@ -4340,7 +4311,6 @@
               <w:bottom w:val="single" w:sz="4" w:space="0" w:color="auto"/>
               <w:right w:val="single" w:sz="4" w:space="0" w:color="auto"/>
             </w:tcBorders>
-            <w:shd w:val="clear" w:color="auto" w:fill="auto"/>
             <w:vAlign w:val="center"/>
           </w:tcPr>
           <w:p>
@@ -4480,7 +4450,6 @@
               <w:bottom w:val="single" w:sz="4" w:space="0" w:color="auto"/>
               <w:right w:val="single" w:sz="4" w:space="0" w:color="auto"/>
             </w:tcBorders>
-            <w:shd w:val="clear" w:color="auto" w:fill="auto"/>
             <w:vAlign w:val="center"/>
           </w:tcPr>
           <w:p>
@@ -4620,7 +4589,6 @@
               <w:bottom w:val="single" w:sz="4" w:space="0" w:color="auto"/>
               <w:right w:val="single" w:sz="4" w:space="0" w:color="auto"/>
             </w:tcBorders>
-            <w:shd w:val="clear" w:color="auto" w:fill="auto"/>
             <w:vAlign w:val="center"/>
           </w:tcPr>
           <w:p>
@@ -5379,7 +5347,7 @@
 </file>
 
 <file path=word/endnotes.xml><?xml version="1.0" encoding="utf-8"?>
-<w:endnotes xmlns:wpc="http://schemas.microsoft.com/office/word/2010/wordprocessingCanvas" xmlns:cx="http://schemas.microsoft.com/office/drawing/2014/chartex" xmlns:cx1="http://schemas.microsoft.com/office/drawing/2015/9/8/chartex" xmlns:cx2="http://schemas.microsoft.com/office/drawing/2015/10/21/chartex" xmlns:cx3="http://schemas.microsoft.com/office/drawing/2016/5/9/chartex" xmlns:cx4="http://schemas.microsoft.com/office/drawing/2016/5/10/chartex" xmlns:cx5="http://schemas.microsoft.com/office/drawing/2016/5/11/chartex" xmlns:cx6="http://schemas.microsoft.com/office/drawing/2016/5/12/chartex" xmlns:cx7="http://schemas.microsoft.com/office/drawing/2016/5/13/chartex" xmlns:cx8="http://schemas.microsoft.com/office/drawing/2016/5/14/chartex" xmlns:mc="http://schemas.openxmlformats.org/markup-compatibility/2006" xmlns:aink="http://schemas.microsoft.com/office/drawing/2016/ink" xmlns:am3d="http://schemas.microsoft.com/office/drawing/2017/model3d" xmlns:o="urn:schemas-microsoft-com:office:office" xmlns:r="http://schemas.openxmlformats.org/officeDocument/2006/relationships" xmlns:m="http://schemas.openxmlformats.org/officeDocument/2006/math" xmlns:v="urn:schemas-microsoft-com:vml" xmlns:wp14="http://schemas.microsoft.com/office/word/2010/wordprocessingDrawing" xmlns:wp="http://schemas.openxmlformats.org/drawingml/2006/wordprocessingDrawing" xmlns:w10="urn:schemas-microsoft-com:office:word" xmlns:w="http://schemas.openxmlformats.org/wordprocessingml/2006/main" xmlns:w14="http://schemas.microsoft.com/office/word/2010/wordml" xmlns:w15="http://schemas.microsoft.com/office/word/2012/wordml" xmlns:w16cex="http://schemas.microsoft.com/office/word/2018/wordml/cex" xmlns:w16cid="http://schemas.microsoft.com/office/word/2016/wordml/cid" xmlns:w16="http://schemas.microsoft.com/office/word/2018/wordml" xmlns:w16sdtdh="http://schemas.microsoft.com/office/word/2020/wordml/sdtdatahash" xmlns:w16se="http://schemas.microsoft.com/office/word/2015/wordml/symex" xmlns:wpg="http://schemas.microsoft.com/office/word/2010/wordprocessingGroup" xmlns:wpi="http://schemas.microsoft.com/office/word/2010/wordprocessingInk" xmlns:wne="http://schemas.microsoft.com/office/word/2006/wordml" xmlns:wps="http://schemas.microsoft.com/office/word/2010/wordprocessingShape" mc:Ignorable="w14 w15 w16se w16cid w16 w16cex w16sdtdh wp14">
+<w:endnotes xmlns:wpc="http://schemas.microsoft.com/office/word/2010/wordprocessingCanvas" xmlns:cx="http://schemas.microsoft.com/office/drawing/2014/chartex" xmlns:cx1="http://schemas.microsoft.com/office/drawing/2015/9/8/chartex" xmlns:cx2="http://schemas.microsoft.com/office/drawing/2015/10/21/chartex" xmlns:cx3="http://schemas.microsoft.com/office/drawing/2016/5/9/chartex" xmlns:cx4="http://schemas.microsoft.com/office/drawing/2016/5/10/chartex" xmlns:cx5="http://schemas.microsoft.com/office/drawing/2016/5/11/chartex" xmlns:cx6="http://schemas.microsoft.com/office/drawing/2016/5/12/chartex" xmlns:cx7="http://schemas.microsoft.com/office/drawing/2016/5/13/chartex" xmlns:cx8="http://schemas.microsoft.com/office/drawing/2016/5/14/chartex" xmlns:mc="http://schemas.openxmlformats.org/markup-compatibility/2006" xmlns:aink="http://schemas.microsoft.com/office/drawing/2016/ink" xmlns:am3d="http://schemas.microsoft.com/office/drawing/2017/model3d" xmlns:o="urn:schemas-microsoft-com:office:office" xmlns:oel="http://schemas.microsoft.com/office/2019/extlst" xmlns:r="http://schemas.openxmlformats.org/officeDocument/2006/relationships" xmlns:m="http://schemas.openxmlformats.org/officeDocument/2006/math" xmlns:v="urn:schemas-microsoft-com:vml" xmlns:wp14="http://schemas.microsoft.com/office/word/2010/wordprocessingDrawing" xmlns:wp="http://schemas.openxmlformats.org/drawingml/2006/wordprocessingDrawing" xmlns:w10="urn:schemas-microsoft-com:office:word" xmlns:w="http://schemas.openxmlformats.org/wordprocessingml/2006/main" xmlns:w14="http://schemas.microsoft.com/office/word/2010/wordml" xmlns:w15="http://schemas.microsoft.com/office/word/2012/wordml" xmlns:w16cex="http://schemas.microsoft.com/office/word/2018/wordml/cex" xmlns:w16cid="http://schemas.microsoft.com/office/word/2016/wordml/cid" xmlns:w16="http://schemas.microsoft.com/office/word/2018/wordml" xmlns:w16du="http://schemas.microsoft.com/office/word/2023/wordml/word16du" xmlns:w16sdtdh="http://schemas.microsoft.com/office/word/2020/wordml/sdtdatahash" xmlns:w16sdtfl="http://schemas.microsoft.com/office/word/2024/wordml/sdtformatlock" xmlns:w16se="http://schemas.microsoft.com/office/word/2015/wordml/symex" xmlns:wpg="http://schemas.microsoft.com/office/word/2010/wordprocessingGroup" xmlns:wpi="http://schemas.microsoft.com/office/word/2010/wordprocessingInk" xmlns:wne="http://schemas.microsoft.com/office/word/2006/wordml" xmlns:wps="http://schemas.microsoft.com/office/word/2010/wordprocessingShape" mc:Ignorable="w14 w15 w16se w16cid w16 w16cex w16sdtdh w16sdtfl w16du wp14">
   <w:endnote w:type="separator" w:id="-1">
     <w:p>
       <w:pPr>
@@ -5404,7 +5372,7 @@
 </file>
 
 <file path=word/footer1.xml><?xml version="1.0" encoding="utf-8"?>
-<w:ftr xmlns:wpc="http://schemas.microsoft.com/office/word/2010/wordprocessingCanvas" xmlns:cx="http://schemas.microsoft.com/office/drawing/2014/chartex" xmlns:cx1="http://schemas.microsoft.com/office/drawing/2015/9/8/chartex" xmlns:cx2="http://schemas.microsoft.com/office/drawing/2015/10/21/chartex" xmlns:cx3="http://schemas.microsoft.com/office/drawing/2016/5/9/chartex" xmlns:cx4="http://schemas.microsoft.com/office/drawing/2016/5/10/chartex" xmlns:cx5="http://schemas.microsoft.com/office/drawing/2016/5/11/chartex" xmlns:cx6="http://schemas.microsoft.com/office/drawing/2016/5/12/chartex" xmlns:cx7="http://schemas.microsoft.com/office/drawing/2016/5/13/chartex" xmlns:cx8="http://schemas.microsoft.com/office/drawing/2016/5/14/chartex" xmlns:mc="http://schemas.openxmlformats.org/markup-compatibility/2006" xmlns:aink="http://schemas.microsoft.com/office/drawing/2016/ink" xmlns:am3d="http://schemas.microsoft.com/office/drawing/2017/model3d" xmlns:o="urn:schemas-microsoft-com:office:office" xmlns:r="http://schemas.openxmlformats.org/officeDocument/2006/relationships" xmlns:m="http://schemas.openxmlformats.org/officeDocument/2006/math" xmlns:v="urn:schemas-microsoft-com:vml" xmlns:wp14="http://schemas.microsoft.com/office/word/2010/wordprocessingDrawing" xmlns:wp="http://schemas.openxmlformats.org/drawingml/2006/wordprocessingDrawing" xmlns:w10="urn:schemas-microsoft-com:office:word" xmlns:w="http://schemas.openxmlformats.org/wordprocessingml/2006/main" xmlns:w14="http://schemas.microsoft.com/office/word/2010/wordml" xmlns:w15="http://schemas.microsoft.com/office/word/2012/wordml" xmlns:w16cex="http://schemas.microsoft.com/office/word/2018/wordml/cex" xmlns:w16cid="http://schemas.microsoft.com/office/word/2016/wordml/cid" xmlns:w16="http://schemas.microsoft.com/office/word/2018/wordml" xmlns:w16sdtdh="http://schemas.microsoft.com/office/word/2020/wordml/sdtdatahash" xmlns:w16se="http://schemas.microsoft.com/office/word/2015/wordml/symex" xmlns:wpg="http://schemas.microsoft.com/office/word/2010/wordprocessingGroup" xmlns:wpi="http://schemas.microsoft.com/office/word/2010/wordprocessingInk" xmlns:wne="http://schemas.microsoft.com/office/word/2006/wordml" xmlns:wps="http://schemas.microsoft.com/office/word/2010/wordprocessingShape" mc:Ignorable="w14 w15 w16se w16cid w16 w16cex w16sdtdh wp14">
+<w:ftr xmlns:wpc="http://schemas.microsoft.com/office/word/2010/wordprocessingCanvas" xmlns:cx="http://schemas.microsoft.com/office/drawing/2014/chartex" xmlns:cx1="http://schemas.microsoft.com/office/drawing/2015/9/8/chartex" xmlns:cx2="http://schemas.microsoft.com/office/drawing/2015/10/21/chartex" xmlns:cx3="http://schemas.microsoft.com/office/drawing/2016/5/9/chartex" xmlns:cx4="http://schemas.microsoft.com/office/drawing/2016/5/10/chartex" xmlns:cx5="http://schemas.microsoft.com/office/drawing/2016/5/11/chartex" xmlns:cx6="http://schemas.microsoft.com/office/drawing/2016/5/12/chartex" xmlns:cx7="http://schemas.microsoft.com/office/drawing/2016/5/13/chartex" xmlns:cx8="http://schemas.microsoft.com/office/drawing/2016/5/14/chartex" xmlns:mc="http://schemas.openxmlformats.org/markup-compatibility/2006" xmlns:aink="http://schemas.microsoft.com/office/drawing/2016/ink" xmlns:am3d="http://schemas.microsoft.com/office/drawing/2017/model3d" xmlns:o="urn:schemas-microsoft-com:office:office" xmlns:oel="http://schemas.microsoft.com/office/2019/extlst" xmlns:r="http://schemas.openxmlformats.org/officeDocument/2006/relationships" xmlns:m="http://schemas.openxmlformats.org/officeDocument/2006/math" xmlns:v="urn:schemas-microsoft-com:vml" xmlns:wp14="http://schemas.microsoft.com/office/word/2010/wordprocessingDrawing" xmlns:wp="http://schemas.openxmlformats.org/drawingml/2006/wordprocessingDrawing" xmlns:w10="urn:schemas-microsoft-com:office:word" xmlns:w="http://schemas.openxmlformats.org/wordprocessingml/2006/main" xmlns:w14="http://schemas.microsoft.com/office/word/2010/wordml" xmlns:w15="http://schemas.microsoft.com/office/word/2012/wordml" xmlns:w16cex="http://schemas.microsoft.com/office/word/2018/wordml/cex" xmlns:w16cid="http://schemas.microsoft.com/office/word/2016/wordml/cid" xmlns:w16="http://schemas.microsoft.com/office/word/2018/wordml" xmlns:w16du="http://schemas.microsoft.com/office/word/2023/wordml/word16du" xmlns:w16sdtdh="http://schemas.microsoft.com/office/word/2020/wordml/sdtdatahash" xmlns:w16sdtfl="http://schemas.microsoft.com/office/word/2024/wordml/sdtformatlock" xmlns:w16se="http://schemas.microsoft.com/office/word/2015/wordml/symex" xmlns:wpg="http://schemas.microsoft.com/office/word/2010/wordprocessingGroup" xmlns:wpi="http://schemas.microsoft.com/office/word/2010/wordprocessingInk" xmlns:wne="http://schemas.microsoft.com/office/word/2006/wordml" xmlns:wps="http://schemas.microsoft.com/office/word/2010/wordprocessingShape" mc:Ignorable="w14 w15 w16se w16cid w16 w16cex w16sdtdh w16sdtfl w16du wp14">
   <w:p>
     <w:pPr>
       <w:spacing w:before="100" w:beforeAutospacing="1" w:after="0" w:line="240" w:lineRule="auto"/>
@@ -5420,7 +5388,7 @@
 </file>
 
 <file path=word/footnotes.xml><?xml version="1.0" encoding="utf-8"?>
-<w:footnotes xmlns:wpc="http://schemas.microsoft.com/office/word/2010/wordprocessingCanvas" xmlns:cx="http://schemas.microsoft.com/office/drawing/2014/chartex" xmlns:cx1="http://schemas.microsoft.com/office/drawing/2015/9/8/chartex" xmlns:cx2="http://schemas.microsoft.com/office/drawing/2015/10/21/chartex" xmlns:cx3="http://schemas.microsoft.com/office/drawing/2016/5/9/chartex" xmlns:cx4="http://schemas.microsoft.com/office/drawing/2016/5/10/chartex" xmlns:cx5="http://schemas.microsoft.com/office/drawing/2016/5/11/chartex" xmlns:cx6="http://schemas.microsoft.com/office/drawing/2016/5/12/chartex" xmlns:cx7="http://schemas.microsoft.com/office/drawing/2016/5/13/chartex" xmlns:cx8="http://schemas.microsoft.com/office/drawing/2016/5/14/chartex" xmlns:mc="http://schemas.openxmlformats.org/markup-compatibility/2006" xmlns:aink="http://schemas.microsoft.com/office/drawing/2016/ink" xmlns:am3d="http://schemas.microsoft.com/office/drawing/2017/model3d" xmlns:o="urn:schemas-microsoft-com:office:office" xmlns:r="http://schemas.openxmlformats.org/officeDocument/2006/relationships" xmlns:m="http://schemas.openxmlformats.org/officeDocument/2006/math" xmlns:v="urn:schemas-microsoft-com:vml" xmlns:wp14="http://schemas.microsoft.com/office/word/2010/wordprocessingDrawing" xmlns:wp="http://schemas.openxmlformats.org/drawingml/2006/wordprocessingDrawing" xmlns:w10="urn:schemas-microsoft-com:office:word" xmlns:w="http://schemas.openxmlformats.org/wordprocessingml/2006/main" xmlns:w14="http://schemas.microsoft.com/office/word/2010/wordml" xmlns:w15="http://schemas.microsoft.com/office/word/2012/wordml" xmlns:w16cex="http://schemas.microsoft.com/office/word/2018/wordml/cex" xmlns:w16cid="http://schemas.microsoft.com/office/word/2016/wordml/cid" xmlns:w16="http://schemas.microsoft.com/office/word/2018/wordml" xmlns:w16sdtdh="http://schemas.microsoft.com/office/word/2020/wordml/sdtdatahash" xmlns:w16se="http://schemas.microsoft.com/office/word/2015/wordml/symex" xmlns:wpg="http://schemas.microsoft.com/office/word/2010/wordprocessingGroup" xmlns:wpi="http://schemas.microsoft.com/office/word/2010/wordprocessingInk" xmlns:wne="http://schemas.microsoft.com/office/word/2006/wordml" xmlns:wps="http://schemas.microsoft.com/office/word/2010/wordprocessingShape" mc:Ignorable="w14 w15 w16se w16cid w16 w16cex w16sdtdh wp14">
+<w:footnotes xmlns:wpc="http://schemas.microsoft.com/office/word/2010/wordprocessingCanvas" xmlns:cx="http://schemas.microsoft.com/office/drawing/2014/chartex" xmlns:cx1="http://schemas.microsoft.com/office/drawing/2015/9/8/chartex" xmlns:cx2="http://schemas.microsoft.com/office/drawing/2015/10/21/chartex" xmlns:cx3="http://schemas.microsoft.com/office/drawing/2016/5/9/chartex" xmlns:cx4="http://schemas.microsoft.com/office/drawing/2016/5/10/chartex" xmlns:cx5="http://schemas.microsoft.com/office/drawing/2016/5/11/chartex" xmlns:cx6="http://schemas.microsoft.com/office/drawing/2016/5/12/chartex" xmlns:cx7="http://schemas.microsoft.com/office/drawing/2016/5/13/chartex" xmlns:cx8="http://schemas.microsoft.com/office/drawing/2016/5/14/chartex" xmlns:mc="http://schemas.openxmlformats.org/markup-compatibility/2006" xmlns:aink="http://schemas.microsoft.com/office/drawing/2016/ink" xmlns:am3d="http://schemas.microsoft.com/office/drawing/2017/model3d" xmlns:o="urn:schemas-microsoft-com:office:office" xmlns:oel="http://schemas.microsoft.com/office/2019/extlst" xmlns:r="http://schemas.openxmlformats.org/officeDocument/2006/relationships" xmlns:m="http://schemas.openxmlformats.org/officeDocument/2006/math" xmlns:v="urn:schemas-microsoft-com:vml" xmlns:wp14="http://schemas.microsoft.com/office/word/2010/wordprocessingDrawing" xmlns:wp="http://schemas.openxmlformats.org/drawingml/2006/wordprocessingDrawing" xmlns:w10="urn:schemas-microsoft-com:office:word" xmlns:w="http://schemas.openxmlformats.org/wordprocessingml/2006/main" xmlns:w14="http://schemas.microsoft.com/office/word/2010/wordml" xmlns:w15="http://schemas.microsoft.com/office/word/2012/wordml" xmlns:w16cex="http://schemas.microsoft.com/office/word/2018/wordml/cex" xmlns:w16cid="http://schemas.microsoft.com/office/word/2016/wordml/cid" xmlns:w16="http://schemas.microsoft.com/office/word/2018/wordml" xmlns:w16du="http://schemas.microsoft.com/office/word/2023/wordml/word16du" xmlns:w16sdtdh="http://schemas.microsoft.com/office/word/2020/wordml/sdtdatahash" xmlns:w16sdtfl="http://schemas.microsoft.com/office/word/2024/wordml/sdtformatlock" xmlns:w16se="http://schemas.microsoft.com/office/word/2015/wordml/symex" xmlns:wpg="http://schemas.microsoft.com/office/word/2010/wordprocessingGroup" xmlns:wpi="http://schemas.microsoft.com/office/word/2010/wordprocessingInk" xmlns:wne="http://schemas.microsoft.com/office/word/2006/wordml" xmlns:wps="http://schemas.microsoft.com/office/word/2010/wordprocessingShape" mc:Ignorable="w14 w15 w16se w16cid w16 w16cex w16sdtdh w16sdtfl w16du wp14">
   <w:footnote w:type="separator" w:id="-1">
     <w:p>
       <w:pPr>
@@ -5445,7 +5413,7 @@
 </file>
 
 <file path=word/header1.xml><?xml version="1.0" encoding="utf-8"?>
-<w:hdr xmlns:wpc="http://schemas.microsoft.com/office/word/2010/wordprocessingCanvas" xmlns:cx="http://schemas.microsoft.com/office/drawing/2014/chartex" xmlns:cx1="http://schemas.microsoft.com/office/drawing/2015/9/8/chartex" xmlns:cx2="http://schemas.microsoft.com/office/drawing/2015/10/21/chartex" xmlns:cx3="http://schemas.microsoft.com/office/drawing/2016/5/9/chartex" xmlns:cx4="http://schemas.microsoft.com/office/drawing/2016/5/10/chartex" xmlns:cx5="http://schemas.microsoft.com/office/drawing/2016/5/11/chartex" xmlns:cx6="http://schemas.microsoft.com/office/drawing/2016/5/12/chartex" xmlns:cx7="http://schemas.microsoft.com/office/drawing/2016/5/13/chartex" xmlns:cx8="http://schemas.microsoft.com/office/drawing/2016/5/14/chartex" xmlns:mc="http://schemas.openxmlformats.org/markup-compatibility/2006" xmlns:aink="http://schemas.microsoft.com/office/drawing/2016/ink" xmlns:am3d="http://schemas.microsoft.com/office/drawing/2017/model3d" xmlns:o="urn:schemas-microsoft-com:office:office" xmlns:r="http://schemas.openxmlformats.org/officeDocument/2006/relationships" xmlns:m="http://schemas.openxmlformats.org/officeDocument/2006/math" xmlns:v="urn:schemas-microsoft-com:vml" xmlns:wp14="http://schemas.microsoft.com/office/word/2010/wordprocessingDrawing" xmlns:wp="http://schemas.openxmlformats.org/drawingml/2006/wordprocessingDrawing" xmlns:w10="urn:schemas-microsoft-com:office:word" xmlns:w="http://schemas.openxmlformats.org/wordprocessingml/2006/main" xmlns:w14="http://schemas.microsoft.com/office/word/2010/wordml" xmlns:w15="http://schemas.microsoft.com/office/word/2012/wordml" xmlns:w16cex="http://schemas.microsoft.com/office/word/2018/wordml/cex" xmlns:w16cid="http://schemas.microsoft.com/office/word/2016/wordml/cid" xmlns:w16="http://schemas.microsoft.com/office/word/2018/wordml" xmlns:w16sdtdh="http://schemas.microsoft.com/office/word/2020/wordml/sdtdatahash" xmlns:w16se="http://schemas.microsoft.com/office/word/2015/wordml/symex" xmlns:wpg="http://schemas.microsoft.com/office/word/2010/wordprocessingGroup" xmlns:wpi="http://schemas.microsoft.com/office/word/2010/wordprocessingInk" xmlns:wne="http://schemas.microsoft.com/office/word/2006/wordml" xmlns:wps="http://schemas.microsoft.com/office/word/2010/wordprocessingShape" mc:Ignorable="w14 w15 w16se w16cid w16 w16cex w16sdtdh wp14">
+<w:hdr xmlns:wpc="http://schemas.microsoft.com/office/word/2010/wordprocessingCanvas" xmlns:cx="http://schemas.microsoft.com/office/drawing/2014/chartex" xmlns:cx1="http://schemas.microsoft.com/office/drawing/2015/9/8/chartex" xmlns:cx2="http://schemas.microsoft.com/office/drawing/2015/10/21/chartex" xmlns:cx3="http://schemas.microsoft.com/office/drawing/2016/5/9/chartex" xmlns:cx4="http://schemas.microsoft.com/office/drawing/2016/5/10/chartex" xmlns:cx5="http://schemas.microsoft.com/office/drawing/2016/5/11/chartex" xmlns:cx6="http://schemas.microsoft.com/office/drawing/2016/5/12/chartex" xmlns:cx7="http://schemas.microsoft.com/office/drawing/2016/5/13/chartex" xmlns:cx8="http://schemas.microsoft.com/office/drawing/2016/5/14/chartex" xmlns:mc="http://schemas.openxmlformats.org/markup-compatibility/2006" xmlns:aink="http://schemas.microsoft.com/office/drawing/2016/ink" xmlns:am3d="http://schemas.microsoft.com/office/drawing/2017/model3d" xmlns:o="urn:schemas-microsoft-com:office:office" xmlns:oel="http://schemas.microsoft.com/office/2019/extlst" xmlns:r="http://schemas.openxmlformats.org/officeDocument/2006/relationships" xmlns:m="http://schemas.openxmlformats.org/officeDocument/2006/math" xmlns:v="urn:schemas-microsoft-com:vml" xmlns:wp14="http://schemas.microsoft.com/office/word/2010/wordprocessingDrawing" xmlns:wp="http://schemas.openxmlformats.org/drawingml/2006/wordprocessingDrawing" xmlns:w10="urn:schemas-microsoft-com:office:word" xmlns:w="http://schemas.openxmlformats.org/wordprocessingml/2006/main" xmlns:w14="http://schemas.microsoft.com/office/word/2010/wordml" xmlns:w15="http://schemas.microsoft.com/office/word/2012/wordml" xmlns:w16cex="http://schemas.microsoft.com/office/word/2018/wordml/cex" xmlns:w16cid="http://schemas.microsoft.com/office/word/2016/wordml/cid" xmlns:w16="http://schemas.microsoft.com/office/word/2018/wordml" xmlns:w16du="http://schemas.microsoft.com/office/word/2023/wordml/word16du" xmlns:w16sdtdh="http://schemas.microsoft.com/office/word/2020/wordml/sdtdatahash" xmlns:w16sdtfl="http://schemas.microsoft.com/office/word/2024/wordml/sdtformatlock" xmlns:w16se="http://schemas.microsoft.com/office/word/2015/wordml/symex" xmlns:wpg="http://schemas.microsoft.com/office/word/2010/wordprocessingGroup" xmlns:wpi="http://schemas.microsoft.com/office/word/2010/wordprocessingInk" xmlns:wne="http://schemas.microsoft.com/office/word/2006/wordml" xmlns:wps="http://schemas.microsoft.com/office/word/2010/wordprocessingShape" mc:Ignorable="w14 w15 w16se w16cid w16 w16cex w16sdtdh w16sdtfl w16du wp14">
   <w:p>
     <w:pPr>
       <w:pStyle w:val="Cabealho"/>
@@ -5538,7 +5506,7 @@
 </file>
 
 <file path=word/styles.xml><?xml version="1.0" encoding="utf-8"?>
-<w:styles xmlns:mc="http://schemas.openxmlformats.org/markup-compatibility/2006" xmlns:r="http://schemas.openxmlformats.org/officeDocument/2006/relationships" xmlns:w="http://schemas.openxmlformats.org/wordprocessingml/2006/main" xmlns:w14="http://schemas.microsoft.com/office/word/2010/wordml" xmlns:w15="http://schemas.microsoft.com/office/word/2012/wordml" xmlns:w16cex="http://schemas.microsoft.com/office/word/2018/wordml/cex" xmlns:w16cid="http://schemas.microsoft.com/office/word/2016/wordml/cid" xmlns:w16="http://schemas.microsoft.com/office/word/2018/wordml" xmlns:w16sdtdh="http://schemas.microsoft.com/office/word/2020/wordml/sdtdatahash" xmlns:w16se="http://schemas.microsoft.com/office/word/2015/wordml/symex" mc:Ignorable="w14 w15 w16se w16cid w16 w16cex w16sdtdh">
+<w:styles xmlns:mc="http://schemas.openxmlformats.org/markup-compatibility/2006" xmlns:r="http://schemas.openxmlformats.org/officeDocument/2006/relationships" xmlns:w="http://schemas.openxmlformats.org/wordprocessingml/2006/main" xmlns:w14="http://schemas.microsoft.com/office/word/2010/wordml" xmlns:w15="http://schemas.microsoft.com/office/word/2012/wordml" xmlns:w16cex="http://schemas.microsoft.com/office/word/2018/wordml/cex" xmlns:w16cid="http://schemas.microsoft.com/office/word/2016/wordml/cid" xmlns:w16="http://schemas.microsoft.com/office/word/2018/wordml" xmlns:w16du="http://schemas.microsoft.com/office/word/2023/wordml/word16du" xmlns:w16sdtdh="http://schemas.microsoft.com/office/word/2020/wordml/sdtdatahash" xmlns:w16sdtfl="http://schemas.microsoft.com/office/word/2024/wordml/sdtformatlock" xmlns:w16se="http://schemas.microsoft.com/office/word/2015/wordml/symex" mc:Ignorable="w14 w15 w16se w16cid w16 w16cex w16sdtdh w16sdtfl w16du">
   <w:docDefaults>
     <w:rPrDefault>
       <w:rPr>
